--- a/deleteit/0201/LabWork1.docx
+++ b/deleteit/0201/LabWork1.docx
@@ -518,6 +518,9 @@
           </w:tcPr>
           <w:p>
             <w:r>
+              <w:rPr>
+                <w:highlight w:val="yellow"/>
+              </w:rPr>
               <w:t>Сосуществование, Взаимодействие</w:t>
             </w:r>
           </w:p>
@@ -644,7 +647,13 @@
           <w:tcPr>
             <w:tcW w:w="1919" w:type="dxa"/>
           </w:tcPr>
-          <w:p/>
+          <w:p>
+            <w:pPr>
+              <w:rPr>
+                <w:lang w:val="en-US"/>
+              </w:rPr>
+            </w:pPr>
+          </w:p>
         </w:tc>
       </w:tr>
       <w:tr>
@@ -877,21 +886,732 @@
             <w:tcW w:w="3616" w:type="dxa"/>
           </w:tcPr>
           <w:p>
+            <w:r>
+              <w:rPr>
+                <w:highlight w:val="yellow"/>
+              </w:rPr>
+              <w:t>Отказоустойчивость, Восстанавливаемость</w:t>
+            </w:r>
+          </w:p>
+        </w:tc>
+        <w:tc>
+          <w:tcPr>
+            <w:tcW w:w="13168" w:type="dxa"/>
+          </w:tcPr>
+          <w:p>
+            <w:r>
+              <w:t>Логика вызова диалогового окна</w:t>
+            </w:r>
+            <w:r>
+              <w:t xml:space="preserve"> </w:t>
+            </w:r>
+            <w:r>
+              <w:t xml:space="preserve">обёрнута в блок </w:t>
+            </w:r>
+            <w:r>
+              <w:rPr>
+                <w:lang w:val="en-US"/>
+              </w:rPr>
+              <w:t>try</w:t>
+            </w:r>
+            <w:r>
+              <w:t>-</w:t>
+            </w:r>
+            <w:r>
+              <w:rPr>
+                <w:lang w:val="en-US"/>
+              </w:rPr>
+              <w:t>catch</w:t>
+            </w:r>
+            <w:r>
+              <w:t xml:space="preserve"> </w:t>
+            </w:r>
+            <w:r>
+              <w:t>для перехвата и обработки исключений.</w:t>
+            </w:r>
+          </w:p>
+          <w:p>
+            <w:r>
+              <w:rPr>
+                <w:noProof/>
+                <w:lang w:eastAsia="ru-RU"/>
+              </w:rPr>
+              <w:drawing>
+                <wp:inline distT="0" distB="0" distL="0" distR="0" wp14:anchorId="16465C19" wp14:editId="0B7371DE">
+                  <wp:extent cx="4053851" cy="2295331"/>
+                  <wp:effectExtent l="0" t="0" r="3810" b="0"/>
+                  <wp:docPr id="9" name="Рисунок 9"/>
+                  <wp:cNvGraphicFramePr>
+                    <a:graphicFrameLocks xmlns:a="http://schemas.openxmlformats.org/drawingml/2006/main" noChangeAspect="1"/>
+                  </wp:cNvGraphicFramePr>
+                  <a:graphic xmlns:a="http://schemas.openxmlformats.org/drawingml/2006/main">
+                    <a:graphicData uri="http://schemas.openxmlformats.org/drawingml/2006/picture">
+                      <pic:pic xmlns:pic="http://schemas.openxmlformats.org/drawingml/2006/picture">
+                        <pic:nvPicPr>
+                          <pic:cNvPr id="1" name=""/>
+                          <pic:cNvPicPr/>
+                        </pic:nvPicPr>
+                        <pic:blipFill>
+                          <a:blip r:embed="rId15"/>
+                          <a:stretch>
+                            <a:fillRect/>
+                          </a:stretch>
+                        </pic:blipFill>
+                        <pic:spPr>
+                          <a:xfrm>
+                            <a:off x="0" y="0"/>
+                            <a:ext cx="4096990" cy="2319757"/>
+                          </a:xfrm>
+                          <a:prstGeom prst="rect">
+                            <a:avLst/>
+                          </a:prstGeom>
+                        </pic:spPr>
+                      </pic:pic>
+                    </a:graphicData>
+                  </a:graphic>
+                </wp:inline>
+              </w:drawing>
+            </w:r>
+          </w:p>
+          <w:p>
+            <w:proofErr w:type="spellStart"/>
+            <w:r>
+              <w:t>Эндпоинт</w:t>
+            </w:r>
+            <w:proofErr w:type="spellEnd"/>
+            <w:r>
+              <w:t xml:space="preserve"> содержит </w:t>
+            </w:r>
+            <w:proofErr w:type="spellStart"/>
+            <w:r>
+              <w:t>валидацию</w:t>
+            </w:r>
+            <w:proofErr w:type="spellEnd"/>
+            <w:r>
+              <w:t xml:space="preserve"> данных</w:t>
+            </w:r>
+          </w:p>
+          <w:p>
+            <w:r>
+              <w:rPr>
+                <w:noProof/>
+                <w:lang w:eastAsia="ru-RU"/>
+              </w:rPr>
+              <w:drawing>
+                <wp:inline distT="0" distB="0" distL="0" distR="0" wp14:anchorId="64037F66" wp14:editId="2A3020DF">
+                  <wp:extent cx="4114800" cy="2215156"/>
+                  <wp:effectExtent l="0" t="0" r="0" b="0"/>
+                  <wp:docPr id="12" name="Рисунок 12"/>
+                  <wp:cNvGraphicFramePr>
+                    <a:graphicFrameLocks xmlns:a="http://schemas.openxmlformats.org/drawingml/2006/main" noChangeAspect="1"/>
+                  </wp:cNvGraphicFramePr>
+                  <a:graphic xmlns:a="http://schemas.openxmlformats.org/drawingml/2006/main">
+                    <a:graphicData uri="http://schemas.openxmlformats.org/drawingml/2006/picture">
+                      <pic:pic xmlns:pic="http://schemas.openxmlformats.org/drawingml/2006/picture">
+                        <pic:nvPicPr>
+                          <pic:cNvPr id="1" name=""/>
+                          <pic:cNvPicPr/>
+                        </pic:nvPicPr>
+                        <pic:blipFill>
+                          <a:blip r:embed="rId16"/>
+                          <a:stretch>
+                            <a:fillRect/>
+                          </a:stretch>
+                        </pic:blipFill>
+                        <pic:spPr>
+                          <a:xfrm>
+                            <a:off x="0" y="0"/>
+                            <a:ext cx="4136345" cy="2226754"/>
+                          </a:xfrm>
+                          <a:prstGeom prst="rect">
+                            <a:avLst/>
+                          </a:prstGeom>
+                        </pic:spPr>
+                      </pic:pic>
+                    </a:graphicData>
+                  </a:graphic>
+                </wp:inline>
+              </w:drawing>
+            </w:r>
+          </w:p>
+          <w:p>
+            <w:r>
+              <w:t>Созданные заказы сохраняются в БД и загружаются повторно в случае сбоя на стороне клиента.</w:t>
+            </w:r>
+          </w:p>
+          <w:p>
+            <w:r>
+              <w:rPr>
+                <w:noProof/>
+                <w:lang w:eastAsia="ru-RU"/>
+              </w:rPr>
+              <w:drawing>
+                <wp:inline distT="0" distB="0" distL="0" distR="0" wp14:anchorId="3E3AA811" wp14:editId="383EBF63">
+                  <wp:extent cx="6251510" cy="3388910"/>
+                  <wp:effectExtent l="0" t="0" r="0" b="2540"/>
+                  <wp:docPr id="13" name="Рисунок 13"/>
+                  <wp:cNvGraphicFramePr>
+                    <a:graphicFrameLocks xmlns:a="http://schemas.openxmlformats.org/drawingml/2006/main" noChangeAspect="1"/>
+                  </wp:cNvGraphicFramePr>
+                  <a:graphic xmlns:a="http://schemas.openxmlformats.org/drawingml/2006/main">
+                    <a:graphicData uri="http://schemas.openxmlformats.org/drawingml/2006/picture">
+                      <pic:pic xmlns:pic="http://schemas.openxmlformats.org/drawingml/2006/picture">
+                        <pic:nvPicPr>
+                          <pic:cNvPr id="1" name=""/>
+                          <pic:cNvPicPr/>
+                        </pic:nvPicPr>
+                        <pic:blipFill>
+                          <a:blip r:embed="rId17"/>
+                          <a:stretch>
+                            <a:fillRect/>
+                          </a:stretch>
+                        </pic:blipFill>
+                        <pic:spPr>
+                          <a:xfrm>
+                            <a:off x="0" y="0"/>
+                            <a:ext cx="6411364" cy="3475566"/>
+                          </a:xfrm>
+                          <a:prstGeom prst="rect">
+                            <a:avLst/>
+                          </a:prstGeom>
+                        </pic:spPr>
+                      </pic:pic>
+                    </a:graphicData>
+                  </a:graphic>
+                </wp:inline>
+              </w:drawing>
+            </w:r>
+            <w:r>
+              <w:t xml:space="preserve"> </w:t>
+            </w:r>
+          </w:p>
+        </w:tc>
+        <w:tc>
+          <w:tcPr>
+            <w:tcW w:w="1919" w:type="dxa"/>
+          </w:tcPr>
+          <w:p>
+            <w:pPr>
+              <w:rPr>
+                <w:lang w:val="en-US"/>
+              </w:rPr>
+            </w:pPr>
+            <w:r>
+              <w:t>Для сохранности данных следует проводить резервное копирование БД.</w:t>
+            </w:r>
+          </w:p>
+        </w:tc>
+      </w:tr>
+      <w:tr>
+        <w:tc>
+          <w:tcPr>
+            <w:tcW w:w="2830" w:type="dxa"/>
+          </w:tcPr>
+          <w:p>
+            <w:r>
+              <w:lastRenderedPageBreak/>
+              <w:t>Защищённость</w:t>
+            </w:r>
+          </w:p>
+        </w:tc>
+        <w:tc>
+          <w:tcPr>
+            <w:tcW w:w="3616" w:type="dxa"/>
+          </w:tcPr>
+          <w:p>
+            <w:r>
+              <w:t>Конфиденциальность</w:t>
+            </w:r>
+            <w:r>
+              <w:rPr>
+                <w:lang w:val="en-US"/>
+              </w:rPr>
+              <w:t xml:space="preserve"> (</w:t>
+            </w:r>
+            <w:r>
+              <w:t>паролей</w:t>
+            </w:r>
+            <w:r>
+              <w:rPr>
+                <w:lang w:val="en-US"/>
+              </w:rPr>
+              <w:t>)</w:t>
+            </w:r>
+            <w:r>
+              <w:t>,</w:t>
+            </w:r>
+          </w:p>
+          <w:p>
+            <w:r>
+              <w:rPr>
+                <w:highlight w:val="yellow"/>
+              </w:rPr>
+              <w:t>недоказуемость</w:t>
+            </w:r>
+            <w:r>
+              <w:t>,</w:t>
+            </w:r>
+          </w:p>
+          <w:p>
+            <w:r>
+              <w:t>подотчетность,</w:t>
+            </w:r>
+          </w:p>
+          <w:p>
+            <w:r>
+              <w:t>подлинность</w:t>
+            </w:r>
+          </w:p>
+        </w:tc>
+        <w:tc>
+          <w:tcPr>
+            <w:tcW w:w="13168" w:type="dxa"/>
+          </w:tcPr>
+          <w:p>
+            <w:r>
+              <w:t xml:space="preserve">Авторизация проводится через метод </w:t>
+            </w:r>
+            <w:r>
+              <w:rPr>
+                <w:lang w:val="en-US"/>
+              </w:rPr>
+              <w:t>post</w:t>
+            </w:r>
+            <w:r>
+              <w:t xml:space="preserve">, </w:t>
+            </w:r>
+            <w:r>
+              <w:t xml:space="preserve">пароль хранится в виде </w:t>
+            </w:r>
+            <w:proofErr w:type="spellStart"/>
+            <w:r>
+              <w:t>хэша</w:t>
+            </w:r>
+            <w:proofErr w:type="spellEnd"/>
+            <w:r>
+              <w:t>.</w:t>
+            </w:r>
+          </w:p>
+          <w:p>
+            <w:r>
+              <w:rPr>
+                <w:noProof/>
+                <w:lang w:eastAsia="ru-RU"/>
+              </w:rPr>
+              <w:drawing>
+                <wp:inline distT="0" distB="0" distL="0" distR="0" wp14:anchorId="64FE5FCD" wp14:editId="2EF92B3F">
+                  <wp:extent cx="3676261" cy="3711609"/>
+                  <wp:effectExtent l="0" t="0" r="635" b="3175"/>
+                  <wp:docPr id="14" name="Рисунок 14"/>
+                  <wp:cNvGraphicFramePr>
+                    <a:graphicFrameLocks xmlns:a="http://schemas.openxmlformats.org/drawingml/2006/main" noChangeAspect="1"/>
+                  </wp:cNvGraphicFramePr>
+                  <a:graphic xmlns:a="http://schemas.openxmlformats.org/drawingml/2006/main">
+                    <a:graphicData uri="http://schemas.openxmlformats.org/drawingml/2006/picture">
+                      <pic:pic xmlns:pic="http://schemas.openxmlformats.org/drawingml/2006/picture">
+                        <pic:nvPicPr>
+                          <pic:cNvPr id="1" name=""/>
+                          <pic:cNvPicPr/>
+                        </pic:nvPicPr>
+                        <pic:blipFill>
+                          <a:blip r:embed="rId18"/>
+                          <a:stretch>
+                            <a:fillRect/>
+                          </a:stretch>
+                        </pic:blipFill>
+                        <pic:spPr>
+                          <a:xfrm>
+                            <a:off x="0" y="0"/>
+                            <a:ext cx="3704329" cy="3739947"/>
+                          </a:xfrm>
+                          <a:prstGeom prst="rect">
+                            <a:avLst/>
+                          </a:prstGeom>
+                        </pic:spPr>
+                      </pic:pic>
+                    </a:graphicData>
+                  </a:graphic>
+                </wp:inline>
+              </w:drawing>
+            </w:r>
+          </w:p>
+          <w:p>
+            <w:r>
+              <w:t>Программа требует надёжный пароль при регистрации</w:t>
+            </w:r>
+          </w:p>
+          <w:p>
+            <w:r>
+              <w:rPr>
+                <w:noProof/>
+                <w:lang w:eastAsia="ru-RU"/>
+              </w:rPr>
+              <w:drawing>
+                <wp:inline distT="0" distB="0" distL="0" distR="0" wp14:anchorId="730C83D3" wp14:editId="6666FB11">
+                  <wp:extent cx="5756988" cy="4506165"/>
+                  <wp:effectExtent l="0" t="0" r="0" b="8890"/>
+                  <wp:docPr id="15" name="Рисунок 15"/>
+                  <wp:cNvGraphicFramePr>
+                    <a:graphicFrameLocks xmlns:a="http://schemas.openxmlformats.org/drawingml/2006/main" noChangeAspect="1"/>
+                  </wp:cNvGraphicFramePr>
+                  <a:graphic xmlns:a="http://schemas.openxmlformats.org/drawingml/2006/main">
+                    <a:graphicData uri="http://schemas.openxmlformats.org/drawingml/2006/picture">
+                      <pic:pic xmlns:pic="http://schemas.openxmlformats.org/drawingml/2006/picture">
+                        <pic:nvPicPr>
+                          <pic:cNvPr id="1" name=""/>
+                          <pic:cNvPicPr/>
+                        </pic:nvPicPr>
+                        <pic:blipFill>
+                          <a:blip r:embed="rId19"/>
+                          <a:stretch>
+                            <a:fillRect/>
+                          </a:stretch>
+                        </pic:blipFill>
+                        <pic:spPr>
+                          <a:xfrm>
+                            <a:off x="0" y="0"/>
+                            <a:ext cx="5800397" cy="4540143"/>
+                          </a:xfrm>
+                          <a:prstGeom prst="rect">
+                            <a:avLst/>
+                          </a:prstGeom>
+                        </pic:spPr>
+                      </pic:pic>
+                    </a:graphicData>
+                  </a:graphic>
+                </wp:inline>
+              </w:drawing>
+            </w:r>
+          </w:p>
+          <w:p>
+            <w:r>
+              <w:t xml:space="preserve">Пользователь авторизуется через связку логин-пароль. </w:t>
+            </w:r>
+            <w:proofErr w:type="spellStart"/>
+            <w:r>
+              <w:t>Л</w:t>
+            </w:r>
+            <w:r>
+              <w:t>о</w:t>
+            </w:r>
+            <w:r>
+              <w:t>гирование</w:t>
+            </w:r>
+            <w:proofErr w:type="spellEnd"/>
+            <w:r>
+              <w:t xml:space="preserve"> действий пользователя не предусмотрено. Реализовано разделение прав доступа</w:t>
+            </w:r>
+          </w:p>
+          <w:p/>
+        </w:tc>
+        <w:tc>
+          <w:tcPr>
+            <w:tcW w:w="1919" w:type="dxa"/>
+          </w:tcPr>
+          <w:p>
+            <w:r>
+              <w:lastRenderedPageBreak/>
+              <w:t xml:space="preserve">Требуется более продвинутый алгоритм проверки надёжности пароля и легирование действий пользователя в </w:t>
+            </w:r>
+            <w:proofErr w:type="spellStart"/>
+            <w:r>
+              <w:t>ситсеме</w:t>
+            </w:r>
+            <w:proofErr w:type="spellEnd"/>
+            <w:r>
+              <w:t xml:space="preserve">  </w:t>
+            </w:r>
+          </w:p>
+        </w:tc>
+      </w:tr>
+      <w:tr>
+        <w:tc>
+          <w:tcPr>
+            <w:tcW w:w="2830" w:type="dxa"/>
+          </w:tcPr>
+          <w:p>
+            <w:r>
+              <w:rPr>
+                <w:sz w:val="24"/>
+              </w:rPr>
+              <w:lastRenderedPageBreak/>
+              <w:t>Сопровождаемость</w:t>
+            </w:r>
+          </w:p>
+        </w:tc>
+        <w:tc>
+          <w:tcPr>
+            <w:tcW w:w="3616" w:type="dxa"/>
+          </w:tcPr>
+          <w:p>
+            <w:r>
+              <w:t xml:space="preserve">Модульность, повторное использование, тестируемость, </w:t>
+            </w:r>
+            <w:proofErr w:type="spellStart"/>
+            <w:r>
+              <w:t>анализируемость</w:t>
+            </w:r>
+            <w:proofErr w:type="spellEnd"/>
+          </w:p>
+        </w:tc>
+        <w:tc>
+          <w:tcPr>
+            <w:tcW w:w="13168" w:type="dxa"/>
+          </w:tcPr>
+          <w:p>
+            <w:r>
+              <w:t>Система разделена на отдельные модули: клиенты, бизнес-логика, БД</w:t>
+            </w:r>
+          </w:p>
+          <w:p>
+            <w:r>
+              <w:rPr>
+                <w:noProof/>
+                <w:lang w:eastAsia="ru-RU"/>
+              </w:rPr>
+              <w:drawing>
+                <wp:inline distT="0" distB="0" distL="0" distR="0" wp14:anchorId="2ED30B0F" wp14:editId="759DFABB">
+                  <wp:extent cx="1543050" cy="2190750"/>
+                  <wp:effectExtent l="0" t="0" r="0" b="0"/>
+                  <wp:docPr id="16" name="Рисунок 16"/>
+                  <wp:cNvGraphicFramePr>
+                    <a:graphicFrameLocks xmlns:a="http://schemas.openxmlformats.org/drawingml/2006/main" noChangeAspect="1"/>
+                  </wp:cNvGraphicFramePr>
+                  <a:graphic xmlns:a="http://schemas.openxmlformats.org/drawingml/2006/main">
+                    <a:graphicData uri="http://schemas.openxmlformats.org/drawingml/2006/picture">
+                      <pic:pic xmlns:pic="http://schemas.openxmlformats.org/drawingml/2006/picture">
+                        <pic:nvPicPr>
+                          <pic:cNvPr id="1" name=""/>
+                          <pic:cNvPicPr/>
+                        </pic:nvPicPr>
+                        <pic:blipFill>
+                          <a:blip r:embed="rId20"/>
+                          <a:stretch>
+                            <a:fillRect/>
+                          </a:stretch>
+                        </pic:blipFill>
+                        <pic:spPr>
+                          <a:xfrm>
+                            <a:off x="0" y="0"/>
+                            <a:ext cx="1543050" cy="2190750"/>
+                          </a:xfrm>
+                          <a:prstGeom prst="rect">
+                            <a:avLst/>
+                          </a:prstGeom>
+                        </pic:spPr>
+                      </pic:pic>
+                    </a:graphicData>
+                  </a:graphic>
+                </wp:inline>
+              </w:drawing>
+            </w:r>
+          </w:p>
+          <w:p>
+            <w:r>
+              <w:t>Реализовано разделение логики и интерфейса (</w:t>
+            </w:r>
+            <w:r>
+              <w:rPr>
+                <w:lang w:val="en-US"/>
+              </w:rPr>
+              <w:t>MVVM</w:t>
+            </w:r>
+            <w:r>
+              <w:t>)</w:t>
+            </w:r>
+          </w:p>
+          <w:p>
+            <w:r>
+              <w:rPr>
+                <w:noProof/>
+                <w:lang w:eastAsia="ru-RU"/>
+              </w:rPr>
+              <w:drawing>
+                <wp:inline distT="0" distB="0" distL="0" distR="0" wp14:anchorId="694D4665" wp14:editId="4F444CD1">
+                  <wp:extent cx="2215055" cy="2286000"/>
+                  <wp:effectExtent l="0" t="0" r="0" b="0"/>
+                  <wp:docPr id="17" name="Рисунок 17"/>
+                  <wp:cNvGraphicFramePr>
+                    <a:graphicFrameLocks xmlns:a="http://schemas.openxmlformats.org/drawingml/2006/main" noChangeAspect="1"/>
+                  </wp:cNvGraphicFramePr>
+                  <a:graphic xmlns:a="http://schemas.openxmlformats.org/drawingml/2006/main">
+                    <a:graphicData uri="http://schemas.openxmlformats.org/drawingml/2006/picture">
+                      <pic:pic xmlns:pic="http://schemas.openxmlformats.org/drawingml/2006/picture">
+                        <pic:nvPicPr>
+                          <pic:cNvPr id="1" name=""/>
+                          <pic:cNvPicPr/>
+                        </pic:nvPicPr>
+                        <pic:blipFill>
+                          <a:blip r:embed="rId21"/>
+                          <a:stretch>
+                            <a:fillRect/>
+                          </a:stretch>
+                        </pic:blipFill>
+                        <pic:spPr>
+                          <a:xfrm>
+                            <a:off x="0" y="0"/>
+                            <a:ext cx="2223205" cy="2294411"/>
+                          </a:xfrm>
+                          <a:prstGeom prst="rect">
+                            <a:avLst/>
+                          </a:prstGeom>
+                        </pic:spPr>
+                      </pic:pic>
+                    </a:graphicData>
+                  </a:graphic>
+                </wp:inline>
+              </w:drawing>
+            </w:r>
+          </w:p>
+          <w:p>
+            <w:r>
+              <w:t>Методы и переменные в них имеют понятные, само документируемые названия.</w:t>
+            </w:r>
+          </w:p>
+          <w:p>
+            <w:r>
+              <w:rPr>
+                <w:noProof/>
+                <w:lang w:eastAsia="ru-RU"/>
+              </w:rPr>
+              <w:drawing>
+                <wp:inline distT="0" distB="0" distL="0" distR="0" wp14:anchorId="27D18751" wp14:editId="3CEE1A4C">
+                  <wp:extent cx="4248150" cy="2714625"/>
+                  <wp:effectExtent l="0" t="0" r="0" b="9525"/>
+                  <wp:docPr id="18" name="Рисунок 18"/>
+                  <wp:cNvGraphicFramePr>
+                    <a:graphicFrameLocks xmlns:a="http://schemas.openxmlformats.org/drawingml/2006/main" noChangeAspect="1"/>
+                  </wp:cNvGraphicFramePr>
+                  <a:graphic xmlns:a="http://schemas.openxmlformats.org/drawingml/2006/main">
+                    <a:graphicData uri="http://schemas.openxmlformats.org/drawingml/2006/picture">
+                      <pic:pic xmlns:pic="http://schemas.openxmlformats.org/drawingml/2006/picture">
+                        <pic:nvPicPr>
+                          <pic:cNvPr id="1" name=""/>
+                          <pic:cNvPicPr/>
+                        </pic:nvPicPr>
+                        <pic:blipFill>
+                          <a:blip r:embed="rId22"/>
+                          <a:stretch>
+                            <a:fillRect/>
+                          </a:stretch>
+                        </pic:blipFill>
+                        <pic:spPr>
+                          <a:xfrm>
+                            <a:off x="0" y="0"/>
+                            <a:ext cx="4248150" cy="2714625"/>
+                          </a:xfrm>
+                          <a:prstGeom prst="rect">
+                            <a:avLst/>
+                          </a:prstGeom>
+                        </pic:spPr>
+                      </pic:pic>
+                    </a:graphicData>
+                  </a:graphic>
+                </wp:inline>
+              </w:drawing>
+            </w:r>
+          </w:p>
+          <w:p>
+            <w:r>
+              <w:t xml:space="preserve">Тестирование </w:t>
+            </w:r>
+            <w:r>
+              <w:rPr>
+                <w:lang w:val="en-US"/>
+              </w:rPr>
+              <w:t>API</w:t>
+            </w:r>
+            <w:r>
+              <w:t xml:space="preserve"> </w:t>
+            </w:r>
+            <w:r>
+              <w:t xml:space="preserve">проводилось с помощью </w:t>
+            </w:r>
+            <w:r>
+              <w:rPr>
+                <w:lang w:val="en-US"/>
+              </w:rPr>
+              <w:t>Scalar</w:t>
+            </w:r>
             <w:bookmarkStart w:id="0" w:name="_GoBack"/>
             <w:bookmarkEnd w:id="0"/>
           </w:p>
-        </w:tc>
-        <w:tc>
-          <w:tcPr>
-            <w:tcW w:w="13168" w:type="dxa"/>
-          </w:tcPr>
           <w:p/>
+          <w:p/>
+          <w:p/>
+          <w:p/>
+          <w:p>
+            <w:r>
+              <w:lastRenderedPageBreak/>
+              <w:t xml:space="preserve">Публичные методы имеют </w:t>
+            </w:r>
+            <w:r>
+              <w:rPr>
+                <w:lang w:val="en-US"/>
+              </w:rPr>
+              <w:t>xml</w:t>
+            </w:r>
+            <w:r>
+              <w:t>-</w:t>
+            </w:r>
+            <w:r>
+              <w:t>комментарии</w:t>
+            </w:r>
+          </w:p>
+          <w:p>
+            <w:r>
+              <w:rPr>
+                <w:noProof/>
+                <w:lang w:eastAsia="ru-RU"/>
+              </w:rPr>
+              <w:drawing>
+                <wp:inline distT="0" distB="0" distL="0" distR="0" wp14:anchorId="671815DC" wp14:editId="203C79BC">
+                  <wp:extent cx="4638675" cy="3810000"/>
+                  <wp:effectExtent l="0" t="0" r="9525" b="0"/>
+                  <wp:docPr id="19" name="Рисунок 19"/>
+                  <wp:cNvGraphicFramePr>
+                    <a:graphicFrameLocks xmlns:a="http://schemas.openxmlformats.org/drawingml/2006/main" noChangeAspect="1"/>
+                  </wp:cNvGraphicFramePr>
+                  <a:graphic xmlns:a="http://schemas.openxmlformats.org/drawingml/2006/main">
+                    <a:graphicData uri="http://schemas.openxmlformats.org/drawingml/2006/picture">
+                      <pic:pic xmlns:pic="http://schemas.openxmlformats.org/drawingml/2006/picture">
+                        <pic:nvPicPr>
+                          <pic:cNvPr id="1" name=""/>
+                          <pic:cNvPicPr/>
+                        </pic:nvPicPr>
+                        <pic:blipFill>
+                          <a:blip r:embed="rId23"/>
+                          <a:stretch>
+                            <a:fillRect/>
+                          </a:stretch>
+                        </pic:blipFill>
+                        <pic:spPr>
+                          <a:xfrm>
+                            <a:off x="0" y="0"/>
+                            <a:ext cx="4638675" cy="3810000"/>
+                          </a:xfrm>
+                          <a:prstGeom prst="rect">
+                            <a:avLst/>
+                          </a:prstGeom>
+                        </pic:spPr>
+                      </pic:pic>
+                    </a:graphicData>
+                  </a:graphic>
+                </wp:inline>
+              </w:drawing>
+            </w:r>
+          </w:p>
         </w:tc>
         <w:tc>
           <w:tcPr>
             <w:tcW w:w="1919" w:type="dxa"/>
           </w:tcPr>
-          <w:p/>
+          <w:p>
+            <w:r>
+              <w:lastRenderedPageBreak/>
+              <w:t>Следует создать модульные тесты</w:t>
+            </w:r>
+          </w:p>
         </w:tc>
       </w:tr>
       <w:tr>
@@ -899,51 +1619,199 @@
           <w:tcPr>
             <w:tcW w:w="2830" w:type="dxa"/>
           </w:tcPr>
-          <w:p/>
+          <w:p>
+            <w:r>
+              <w:lastRenderedPageBreak/>
+              <w:t>П</w:t>
+            </w:r>
+            <w:r>
+              <w:t>ереносимость</w:t>
+            </w:r>
+          </w:p>
         </w:tc>
         <w:tc>
           <w:tcPr>
             <w:tcW w:w="3616" w:type="dxa"/>
           </w:tcPr>
-          <w:p/>
+          <w:p>
+            <w:proofErr w:type="spellStart"/>
+            <w:r>
+              <w:t>Адаптируемость</w:t>
+            </w:r>
+            <w:proofErr w:type="spellEnd"/>
+            <w:r>
+              <w:t>, удобство установки.</w:t>
+            </w:r>
+          </w:p>
         </w:tc>
         <w:tc>
           <w:tcPr>
             <w:tcW w:w="13168" w:type="dxa"/>
           </w:tcPr>
-          <w:p/>
+          <w:p>
+            <w:r>
+              <w:rPr>
+                <w:lang w:val="en-US"/>
+              </w:rPr>
+              <w:t>Web</w:t>
+            </w:r>
+            <w:r>
+              <w:t>-</w:t>
+            </w:r>
+            <w:r>
+              <w:t>интерфейс может быть открыт на любом устройстве с браузером и настроен для корректного отображения при масштабировании.</w:t>
+            </w:r>
+          </w:p>
+          <w:p>
+            <w:r>
+              <w:rPr>
+                <w:noProof/>
+                <w:lang w:eastAsia="ru-RU"/>
+              </w:rPr>
+              <w:drawing>
+                <wp:inline distT="0" distB="0" distL="0" distR="0" wp14:anchorId="38950FA5" wp14:editId="35999A03">
+                  <wp:extent cx="3124200" cy="2343150"/>
+                  <wp:effectExtent l="0" t="0" r="0" b="0"/>
+                  <wp:docPr id="20" name="Рисунок 20"/>
+                  <wp:cNvGraphicFramePr>
+                    <a:graphicFrameLocks xmlns:a="http://schemas.openxmlformats.org/drawingml/2006/main" noChangeAspect="1"/>
+                  </wp:cNvGraphicFramePr>
+                  <a:graphic xmlns:a="http://schemas.openxmlformats.org/drawingml/2006/main">
+                    <a:graphicData uri="http://schemas.openxmlformats.org/drawingml/2006/picture">
+                      <pic:pic xmlns:pic="http://schemas.openxmlformats.org/drawingml/2006/picture">
+                        <pic:nvPicPr>
+                          <pic:cNvPr id="1" name=""/>
+                          <pic:cNvPicPr/>
+                        </pic:nvPicPr>
+                        <pic:blipFill>
+                          <a:blip r:embed="rId24"/>
+                          <a:stretch>
+                            <a:fillRect/>
+                          </a:stretch>
+                        </pic:blipFill>
+                        <pic:spPr>
+                          <a:xfrm>
+                            <a:off x="0" y="0"/>
+                            <a:ext cx="3124200" cy="2343150"/>
+                          </a:xfrm>
+                          <a:prstGeom prst="rect">
+                            <a:avLst/>
+                          </a:prstGeom>
+                        </pic:spPr>
+                      </pic:pic>
+                    </a:graphicData>
+                  </a:graphic>
+                </wp:inline>
+              </w:drawing>
+            </w:r>
+          </w:p>
+          <w:p>
+            <w:pPr>
+              <w:rPr>
+                <w:lang w:val="en-US"/>
+              </w:rPr>
+            </w:pPr>
+            <w:r>
+              <w:t xml:space="preserve"> Система написана при помощи технологии </w:t>
+            </w:r>
+            <w:r>
+              <w:t>.</w:t>
+            </w:r>
+            <w:r>
+              <w:rPr>
+                <w:lang w:val="en-US"/>
+              </w:rPr>
+              <w:t>net</w:t>
+            </w:r>
+            <w:r>
+              <w:t>-9, некоторые модули программы можно собрать в контейнер и развернуть на других системах (</w:t>
+            </w:r>
+            <w:r>
+              <w:rPr>
+                <w:lang w:val="en-US"/>
+              </w:rPr>
+              <w:t>Linux</w:t>
+            </w:r>
+            <w:r>
+              <w:t>)</w:t>
+            </w:r>
+            <w:r>
+              <w:t xml:space="preserve">, </w:t>
+            </w:r>
+            <w:r>
+              <w:t xml:space="preserve">без установки </w:t>
+            </w:r>
+            <w:r>
+              <w:t>.</w:t>
+            </w:r>
+            <w:r>
+              <w:rPr>
+                <w:lang w:val="en-US"/>
+              </w:rPr>
+              <w:t>net</w:t>
+            </w:r>
+            <w:r>
+              <w:t xml:space="preserve">-9. </w:t>
+            </w:r>
+            <w:r>
+              <w:rPr>
+                <w:lang w:val="en-US"/>
+              </w:rPr>
+              <w:t>WPF-</w:t>
+            </w:r>
+            <w:r>
+              <w:t xml:space="preserve">клиент функционирует только на </w:t>
+            </w:r>
+            <w:r>
+              <w:rPr>
+                <w:lang w:val="en-US"/>
+              </w:rPr>
+              <w:t>windows.</w:t>
+            </w:r>
+          </w:p>
         </w:tc>
         <w:tc>
           <w:tcPr>
             <w:tcW w:w="1919" w:type="dxa"/>
           </w:tcPr>
-          <w:p/>
-        </w:tc>
-      </w:tr>
-      <w:tr>
-        <w:tc>
-          <w:tcPr>
-            <w:tcW w:w="2830" w:type="dxa"/>
-          </w:tcPr>
-          <w:p/>
-        </w:tc>
-        <w:tc>
-          <w:tcPr>
-            <w:tcW w:w="3616" w:type="dxa"/>
-          </w:tcPr>
-          <w:p/>
-        </w:tc>
-        <w:tc>
-          <w:tcPr>
-            <w:tcW w:w="13168" w:type="dxa"/>
-          </w:tcPr>
-          <w:p/>
-        </w:tc>
-        <w:tc>
-          <w:tcPr>
-            <w:tcW w:w="1919" w:type="dxa"/>
-          </w:tcPr>
-          <w:p/>
+          <w:p>
+            <w:r>
+              <w:t xml:space="preserve">Заменить технологию </w:t>
+            </w:r>
+            <w:r>
+              <w:rPr>
+                <w:lang w:val="en-US"/>
+              </w:rPr>
+              <w:t>WPF</w:t>
+            </w:r>
+            <w:r>
+              <w:t xml:space="preserve"> </w:t>
+            </w:r>
+            <w:r>
+              <w:t xml:space="preserve">на </w:t>
+            </w:r>
+            <w:r>
+              <w:rPr>
+                <w:lang w:val="en-US"/>
+              </w:rPr>
+              <w:t>Avalonia</w:t>
+            </w:r>
+            <w:r>
+              <w:t xml:space="preserve"> </w:t>
+            </w:r>
+            <w:r>
+              <w:rPr>
+                <w:lang w:val="en-US"/>
+              </w:rPr>
+              <w:t>UI</w:t>
+            </w:r>
+            <w:r>
+              <w:t xml:space="preserve"> </w:t>
+            </w:r>
+            <w:r>
+              <w:t>для работы на иных ОС.</w:t>
+            </w:r>
+          </w:p>
         </w:tc>
       </w:tr>
     </w:tbl>
@@ -1667,7 +2535,7 @@
 </file>
 
 <file path=customXml/itemProps1.xml><?xml version="1.0" encoding="utf-8"?>
-<ds:datastoreItem xmlns:ds="http://schemas.openxmlformats.org/officeDocument/2006/customXml" ds:itemID="{036CBE1B-4FB7-40F0-99CD-35C077B03366}">
+<ds:datastoreItem xmlns:ds="http://schemas.openxmlformats.org/officeDocument/2006/customXml" ds:itemID="{506B62CD-CC44-4BD8-8F3A-850D9C001C71}">
   <ds:schemaRefs>
     <ds:schemaRef ds:uri="http://schemas.openxmlformats.org/officeDocument/2006/bibliography"/>
   </ds:schemaRefs>
